--- a/public/resume/ats/Naman_Manocha_Master_Resume_ats_classic.docx
+++ b/public/resume/ats/Naman_Manocha_Master_Resume_ats_classic.docx
@@ -491,7 +491,7 @@
         </w:rPr>
         <w:t>Python, FastAPI, Next.js, Supabase/pgvector, LangGraph, Groq, OpenAI, Cloudflare R2, Kubernetes (K3s)</w:t>
         <w:br/>
-        <w:t xml:space="preserve">Solo-built, Apr–Aug 2026 — ~144K source LOC across 856 files, 442 commits, 178 test files — OpenAI Build Week  |  Live: </w:t>
+        <w:t xml:space="preserve">Solo-built, Apr–Aug 2026 — ~144K source LOC across 858 files, 443 commits, 179 test files — OpenAI Build Week  |  Live: </w:t>
       </w:r>
       <w:hyperlink r:id="rId9">
         <w:r>

--- a/public/resume/ats/Naman_Manocha_Master_Resume_ats_classic.docx
+++ b/public/resume/ats/Naman_Manocha_Master_Resume_ats_classic.docx
@@ -47,7 +47,7 @@
           <w:sz w:val="21"/>
           <w:u w:val="none"/>
         </w:rPr>
-        <w:t>Kolkata, India  |  8530356515  |  namanmanocha42248@gmail.com  |  LinkedIn  |  GitHub</w:t>
+        <w:t>Mumbai, India  |  8530356515  |  namanmanocha42248@gmail.com  |  LinkedIn  |  GitHub</w:t>
       </w:r>
     </w:p>
     <w:p>

--- a/public/resume/ats/Naman_Manocha_Master_Resume_ats_classic.docx
+++ b/public/resume/ats/Naman_Manocha_Master_Resume_ats_classic.docx
@@ -214,7 +214,7 @@
           <w:sz w:val="21"/>
           <w:u w:val="none"/>
         </w:rPr>
-        <w:t>Artificial Intelligence Intern — Internmo</w:t>
+        <w:t>Artificial Intelligence Intern — Internmo (Remote)</w:t>
       </w:r>
     </w:p>
     <w:p>
@@ -246,7 +246,7 @@
           <w:sz w:val="21"/>
           <w:u w:val="none"/>
         </w:rPr>
-        <w:t>Remote  |  Three client-style ML project briefs</w:t>
+        <w:t>Vantara Retail Solutions (client PRD: churn, CLV, segmentation, XAI): built leakage-safe pipeline on 1M+ retail transactions with 14 monthly point-in-time snapshots (53.7K rows), a time-based split, and Optuna tuning with forward-chaining CV.</w:t>
       </w:r>
     </w:p>
     <w:p>
@@ -262,7 +262,7 @@
           <w:sz w:val="21"/>
           <w:u w:val="none"/>
         </w:rPr>
-        <w:t>Vantara — Customer Intelligence: built churn and 90-day customer-value pipeline on 1M+ retail transactions with leakage-safe features; benchmarked classical, ANN, LSTM, and autoencoder models; SHAP/LIME explanations served via FastAPI, Streamlit, Docker.</w:t>
+        <w:t>Delivered calibrated churn scoring (test ROC-AUC 0.76, recall 0.76), a LightGBM CLV model capturing 58% of value in the top decile, SHAP/LIME drivers, a recommendation engine, and FastAPI/PostgreSQL/Docker serving with PSI drift monitoring; 124 tests.</w:t>
       </w:r>
     </w:p>
     <w:p>
@@ -278,7 +278,7 @@
           <w:sz w:val="21"/>
           <w:u w:val="none"/>
         </w:rPr>
-        <w:t>FlowCast — Traffic Flow Prediction: building a pipeline on 25-segment sensor, weather, and calendar data to forecast volume/speed 30–120 min ahead, classify congestion, and score accident risk (PyTorch LSTM/GRU; 9-view Streamlit dashboard).</w:t>
+        <w:t>FlowCast (Meridian Mobility PRD): building traffic forecasts for a 25-segment corridor (178K sensor rows): rule-based cleaning with cross-column repair, chronological splits with the test set touched once, and a from-scratch LSTM vs. classical ML.</w:t>
       </w:r>
     </w:p>
     <w:p>
@@ -294,7 +294,7 @@
           <w:sz w:val="21"/>
           <w:u w:val="none"/>
         </w:rPr>
-        <w:t>Northgate — Stock Forecasting: building leakage-free return forecasts for 10 US large caps (ML and deep-learning models vs. a random-walk baseline) with FinBERT sentiment and a max-Sharpe optimizer behind a Streamlit dashboard.</w:t>
+        <w:t>Northgate (quant research PRD): building leakage-free return forecasts for 10 US large caps over 9 years (4 ML and 4 deep-learning models vs. a random-walk baseline) with release-lag-aligned macro features, FinBERT sentiment, and a max-Sharpe optimizer.</w:t>
       </w:r>
     </w:p>
     <w:p>
